--- a/apps/legal-docs-blueprints/templates/carta_emision_cheques/carta_emision_cheques-mujer-plural.docx
+++ b/apps/legal-docs-blueprints/templates/carta_emision_cheques/carta_emision_cheques-mujer-plural.docx
@@ -747,7 +747,14 @@
                 <w:rFonts w:ascii="Arial" w:hAnsi="Arial"/>
                 <w:sz w:val="20"/>
               </w:rPr>
-              <w:t>F)________________________</w:t>
+              <w:t>f</w:t>
+            </w:r>
+            <w:r>
+              <w:rPr>
+                <w:rFonts w:ascii="Arial" w:hAnsi="Arial"/>
+                <w:sz w:val="20"/>
+              </w:rPr>
+              <w:t>)________________________</w:t>
             </w:r>
           </w:p>
           <w:p>
@@ -825,7 +832,14 @@
                 <w:rFonts w:ascii="Arial" w:hAnsi="Arial"/>
                 <w:sz w:val="20"/>
               </w:rPr>
-              <w:t>F)________________________</w:t>
+              <w:t>f</w:t>
+            </w:r>
+            <w:r>
+              <w:rPr>
+                <w:rFonts w:ascii="Arial" w:hAnsi="Arial"/>
+                <w:sz w:val="20"/>
+              </w:rPr>
+              <w:t>)________________________</w:t>
             </w:r>
           </w:p>
           <w:p>
